--- a/video-film-editing/output/07 3.4b Soalan Penilaian Pengetahuan/Core Abilities L1-L3 (format JPK)/SOALAN-CA-10 Z-009-3-2015 CA02 SOALAN PENILAIAN INFORMATION TECHNOLOGY AWARENESS (IT-072).docx
+++ b/video-film-editing/output/07 3.4b Soalan Penilaian Pengetahuan/Core Abilities L1-L3 (format JPK)/SOALAN-CA-10 Z-009-3-2015 CA02 SOALAN PENILAIAN INFORMATION TECHNOLOGY AWARENESS (IT-072).docx
@@ -1222,7 +1222,7 @@
           <w:between w:space="0" w:sz="0" w:val="nil"/>
         </w:pBdr>
         <w:shd w:fill="auto" w:val="clear"/>
-        <w:spacing w:after="0" w:before="0" w:line="240" w:lineRule="auto"/>
+        <w:spacing w:after="120" w:before="0" w:line="276" w:lineRule="auto"/>
         <w:ind w:left="151.2000274658203" w:right="0" w:firstLine="0"/>
         <w:jc w:val="left"/>
         <w:rPr>
@@ -1242,12 +1242,12 @@
       <w:r>
         <w:rPr>
           <w:rFonts w:ascii="Arial" w:cs="Arial" w:eastAsia="Arial" w:hAnsi="Arial"/>
-          <w:b w:val="1"/>
+          <w:b/>
           <w:i w:val="0"/>
           <w:smallCaps w:val="0"/>
           <w:strike w:val="0"/>
           <w:color w:val="000000"/>
-          <w:sz w:val="24"/>
+          <w:sz w:val="22"/>
           <w:szCs w:val="24"/>
           <w:u w:val="none"/>
           <w:shd w:fill="auto" w:val="clear"/>
@@ -1271,7 +1271,7 @@
           <w:between w:space="0" w:sz="0" w:val="nil"/>
         </w:pBdr>
         <w:shd w:fill="auto" w:val="clear"/>
-        <w:spacing w:after="0" w:before="238.3197021484375" w:line="345.1120662689209" w:lineRule="auto"/>
+        <w:spacing w:after="120" w:before="238.3197021484375" w:line="276" w:lineRule="auto"/>
         <w:ind w:left="152.63999938964844" w:right="573.28125" w:firstLine="18.000030517578125"/>
         <w:jc w:val="left"/>
         <w:rPr>
@@ -1296,7 +1296,7 @@
           <w:smallCaps w:val="0"/>
           <w:strike w:val="0"/>
           <w:color w:val="000000"/>
-          <w:sz w:val="24"/>
+          <w:sz w:val="22"/>
           <w:szCs w:val="24"/>
           <w:u w:val="none"/>
           <w:shd w:fill="auto" w:val="clear"/>
@@ -1320,7 +1320,7 @@
           <w:between w:space="0" w:sz="0" w:val="nil"/>
         </w:pBdr>
         <w:shd w:fill="auto" w:val="clear"/>
-        <w:spacing w:after="0" w:before="27.607421875" w:line="345.86108207702637" w:lineRule="auto"/>
+        <w:spacing w:after="120" w:before="27.607421875" w:line="276" w:lineRule="auto"/>
         <w:ind w:left="860.8799743652344" w:right="1016.8011474609375" w:hanging="708.4799957275391"/>
         <w:jc w:val="left"/>
         <w:rPr>
@@ -1345,7 +1345,7 @@
           <w:smallCaps w:val="0"/>
           <w:strike w:val="0"/>
           <w:color w:val="000000"/>
-          <w:sz w:val="24"/>
+          <w:sz w:val="22"/>
           <w:szCs w:val="24"/>
           <w:u w:val="none"/>
           <w:shd w:fill="auto" w:val="clear"/>
@@ -1369,7 +1369,7 @@
           <w:between w:space="0" w:sz="0" w:val="nil"/>
         </w:pBdr>
         <w:shd w:fill="auto" w:val="clear"/>
-        <w:spacing w:after="0" w:before="26.859130859375" w:line="240" w:lineRule="auto"/>
+        <w:spacing w:after="120" w:before="26.859130859375" w:line="276" w:lineRule="auto"/>
         <w:ind w:left="154.07997131347656" w:right="0" w:firstLine="0"/>
         <w:jc w:val="left"/>
         <w:rPr>
@@ -1394,7 +1394,7 @@
           <w:smallCaps w:val="0"/>
           <w:strike w:val="0"/>
           <w:color w:val="000000"/>
-          <w:sz w:val="24"/>
+          <w:sz w:val="22"/>
           <w:szCs w:val="24"/>
           <w:u w:val="none"/>
           <w:shd w:fill="auto" w:val="clear"/>
@@ -1418,7 +1418,7 @@
           <w:between w:space="0" w:sz="0" w:val="nil"/>
         </w:pBdr>
         <w:shd w:fill="auto" w:val="clear"/>
-        <w:spacing w:after="0" w:before="135.11993408203125" w:line="240" w:lineRule="auto"/>
+        <w:spacing w:after="120" w:before="135.11993408203125" w:line="276" w:lineRule="auto"/>
         <w:ind w:left="155.52001953125" w:right="0" w:firstLine="0"/>
         <w:jc w:val="left"/>
         <w:rPr>
@@ -1443,7 +1443,7 @@
           <w:smallCaps w:val="0"/>
           <w:strike w:val="0"/>
           <w:color w:val="000000"/>
-          <w:sz w:val="24"/>
+          <w:sz w:val="22"/>
           <w:szCs w:val="24"/>
           <w:u w:val="none"/>
           <w:shd w:fill="auto" w:val="clear"/>
@@ -1467,9 +1467,9 @@
           <w:between w:space="0" w:sz="0" w:val="nil"/>
         </w:pBdr>
         <w:shd w:fill="auto" w:val="clear"/>
-        <w:spacing w:after="0" w:before="651.1199951171875" w:line="240" w:lineRule="auto"/>
+        <w:spacing w:after="120" w:before="651.1199951171875" w:line="276" w:lineRule="auto"/>
         <w:ind w:left="0" w:right="624.44091796875" w:firstLine="0"/>
-        <w:jc w:val="right"/>
+        <w:jc w:val="left"/>
         <w:rPr>
           <w:rFonts w:ascii="Arial" w:cs="Arial" w:eastAsia="Arial" w:hAnsi="Arial"/>
           <w:b w:val="1"/>
@@ -1485,909 +1485,1705 @@
         </w:rPr>
       </w:pPr>
       <w:r>
-        <w:t>KERTAS PENILAIAN INI MENGANDUNGI ...5.... MUKA SURAT BERCETAK</w:t>
-      </w:r>
-    </w:p>
-    <w:p>
-      <w:r>
-        <w:rPr>
-          <w:b w:val="0"/>
+        <w:rPr>
+          <w:rFonts w:ascii="Arial" w:hAnsi="Arial" w:cs="Arial"/>
+          <w:color w:val="000000"/>
+          <w:sz w:val="22"/>
+        </w:rPr>
+        <w:t>KERTAS PENILAIAN INI MENGANDUNGI ...06.... MUKA SURAT BERCETAK</w:t>
+      </w:r>
+    </w:p>
+    <w:p>
+      <w:pPr>
+        <w:spacing w:line="276" w:lineRule="auto" w:after="120"/>
+        <w:jc w:val="left"/>
+      </w:pPr>
+      <w:r>
+        <w:rPr>
+          <w:rFonts w:ascii="Arial" w:hAnsi="Arial" w:cs="Arial"/>
+          <w:b w:val="0"/>
+          <w:color w:val="000000"/>
+          <w:sz w:val="22"/>
         </w:rPr>
         <w:t>1. Apakah definisi Teknologi Maklumat (Information Technology)?</w:t>
       </w:r>
     </w:p>
     <w:p>
-      <w:r>
-        <w:rPr>
-          <w:b w:val="0"/>
+      <w:pPr>
+        <w:spacing w:line="276" w:lineRule="auto" w:after="120"/>
+        <w:jc w:val="left"/>
+      </w:pPr>
+      <w:r>
+        <w:rPr>
+          <w:rFonts w:ascii="Arial" w:hAnsi="Arial" w:cs="Arial"/>
+          <w:b w:val="0"/>
+          <w:color w:val="000000"/>
+          <w:sz w:val="22"/>
         </w:rPr>
         <w:t>A. Sistem yang menghubungkan komunikasi</w:t>
       </w:r>
     </w:p>
     <w:p>
-      <w:r>
-        <w:rPr>
-          <w:b w:val="0"/>
+      <w:pPr>
+        <w:spacing w:line="276" w:lineRule="auto" w:after="120"/>
+        <w:jc w:val="left"/>
+      </w:pPr>
+      <w:r>
+        <w:rPr>
+          <w:rFonts w:ascii="Arial" w:hAnsi="Arial" w:cs="Arial"/>
+          <w:b w:val="0"/>
+          <w:color w:val="000000"/>
+          <w:sz w:val="22"/>
         </w:rPr>
         <w:t>B. Perkhidmatan antara komputer dan manusia</w:t>
       </w:r>
     </w:p>
     <w:p>
-      <w:r>
-        <w:rPr>
-          <w:b w:val="0"/>
+      <w:pPr>
+        <w:spacing w:line="276" w:lineRule="auto" w:after="120"/>
+        <w:jc w:val="left"/>
+      </w:pPr>
+      <w:r>
+        <w:rPr>
+          <w:rFonts w:ascii="Arial" w:hAnsi="Arial" w:cs="Arial"/>
+          <w:b w:val="0"/>
+          <w:color w:val="000000"/>
+          <w:sz w:val="22"/>
         </w:rPr>
         <w:t>C. Teknologi yang mengawal penggunaan data antara komputer dan mudah alih</w:t>
       </w:r>
     </w:p>
     <w:p>
-      <w:r>
-        <w:rPr>
-          <w:b w:val="0"/>
+      <w:pPr>
+        <w:spacing w:line="276" w:lineRule="auto" w:after="120"/>
+        <w:jc w:val="left"/>
+      </w:pPr>
+      <w:r>
+        <w:rPr>
+          <w:rFonts w:ascii="Arial" w:hAnsi="Arial" w:cs="Arial"/>
+          <w:b w:val="0"/>
+          <w:color w:val="000000"/>
+          <w:sz w:val="22"/>
         </w:rPr>
         <w:t>D. Aplikasi komputer dan peralatan telekomunikasi untuk menyimpan, mendapatkan semula, menghantar dan memanipulasi data</w:t>
       </w:r>
     </w:p>
     <w:p>
-      <w:r>
-        <w:rPr>
-          <w:b w:val="0"/>
+      <w:pPr>
+        <w:spacing w:line="276" w:lineRule="auto" w:after="120"/>
+        <w:jc w:val="left"/>
+      </w:pPr>
+      <w:r>
+        <w:rPr>
+          <w:rFonts w:ascii="Arial" w:hAnsi="Arial" w:cs="Arial"/>
+          <w:b w:val="0"/>
+          <w:color w:val="000000"/>
+          <w:sz w:val="22"/>
         </w:rPr>
         <w:t>2. Seorang Editor studio penyuntingan video ingin memahami sistem yang menggabungkan manusia dan komputer untuk mentafsir maklumat projeknya. Istilah yang tepat bagi sistem ini ialah:</w:t>
       </w:r>
     </w:p>
     <w:p>
-      <w:r>
-        <w:rPr>
-          <w:b w:val="0"/>
+      <w:pPr>
+        <w:spacing w:line="276" w:lineRule="auto" w:after="120"/>
+        <w:jc w:val="left"/>
+      </w:pPr>
+      <w:r>
+        <w:rPr>
+          <w:rFonts w:ascii="Arial" w:hAnsi="Arial" w:cs="Arial"/>
+          <w:b w:val="0"/>
+          <w:color w:val="000000"/>
+          <w:sz w:val="22"/>
         </w:rPr>
         <w:t>A. Sistem Operasi</w:t>
       </w:r>
     </w:p>
     <w:p>
-      <w:r>
-        <w:rPr>
-          <w:b w:val="0"/>
+      <w:pPr>
+        <w:spacing w:line="276" w:lineRule="auto" w:after="120"/>
+        <w:jc w:val="left"/>
+      </w:pPr>
+      <w:r>
+        <w:rPr>
+          <w:rFonts w:ascii="Arial" w:hAnsi="Arial" w:cs="Arial"/>
+          <w:b w:val="0"/>
+          <w:color w:val="000000"/>
+          <w:sz w:val="22"/>
         </w:rPr>
         <w:t>B. Sistem Maklumat (Information System)</w:t>
       </w:r>
     </w:p>
     <w:p>
-      <w:r>
-        <w:rPr>
-          <w:b w:val="0"/>
+      <w:pPr>
+        <w:spacing w:line="276" w:lineRule="auto" w:after="120"/>
+        <w:jc w:val="left"/>
+      </w:pPr>
+      <w:r>
+        <w:rPr>
+          <w:rFonts w:ascii="Arial" w:hAnsi="Arial" w:cs="Arial"/>
+          <w:b w:val="0"/>
+          <w:color w:val="000000"/>
+          <w:sz w:val="22"/>
         </w:rPr>
         <w:t>C. Sistem Rangkaian</w:t>
       </w:r>
     </w:p>
     <w:p>
-      <w:r>
-        <w:rPr>
-          <w:b w:val="0"/>
+      <w:pPr>
+        <w:spacing w:line="276" w:lineRule="auto" w:after="120"/>
+        <w:jc w:val="left"/>
+      </w:pPr>
+      <w:r>
+        <w:rPr>
+          <w:rFonts w:ascii="Arial" w:hAnsi="Arial" w:cs="Arial"/>
+          <w:b w:val="0"/>
+          <w:color w:val="000000"/>
+          <w:sz w:val="22"/>
         </w:rPr>
         <w:t>D. Sistem Storan</w:t>
       </w:r>
     </w:p>
     <w:p>
-      <w:r>
-        <w:rPr>
-          <w:b w:val="0"/>
+      <w:pPr>
+        <w:spacing w:line="276" w:lineRule="auto" w:after="120"/>
+        <w:jc w:val="left"/>
+      </w:pPr>
+      <w:r>
+        <w:rPr>
+          <w:rFonts w:ascii="Arial" w:hAnsi="Arial" w:cs="Arial"/>
+          <w:b w:val="0"/>
+          <w:color w:val="000000"/>
+          <w:sz w:val="22"/>
         </w:rPr>
         <w:t>3. Gabungan komponen Teknologi Sistem Maklumat yang manakah paling tepat?</w:t>
       </w:r>
     </w:p>
     <w:p>
-      <w:r>
-        <w:rPr>
-          <w:b w:val="0"/>
+      <w:pPr>
+        <w:spacing w:line="276" w:lineRule="auto" w:after="120"/>
+        <w:jc w:val="left"/>
+      </w:pPr>
+      <w:r>
+        <w:rPr>
+          <w:rFonts w:ascii="Arial" w:hAnsi="Arial" w:cs="Arial"/>
+          <w:b w:val="0"/>
+          <w:color w:val="000000"/>
+          <w:sz w:val="22"/>
         </w:rPr>
         <w:t>A. Perkakasan, data, teknologi dan orang</w:t>
       </w:r>
     </w:p>
     <w:p>
-      <w:r>
-        <w:rPr>
-          <w:b w:val="0"/>
+      <w:pPr>
+        <w:spacing w:line="276" w:lineRule="auto" w:after="120"/>
+        <w:jc w:val="left"/>
+      </w:pPr>
+      <w:r>
+        <w:rPr>
+          <w:rFonts w:ascii="Arial" w:hAnsi="Arial" w:cs="Arial"/>
+          <w:b w:val="0"/>
+          <w:color w:val="000000"/>
+          <w:sz w:val="22"/>
         </w:rPr>
         <w:t>B. Perisian, mesin, internet, mudah alih dan rangkaian</w:t>
       </w:r>
     </w:p>
     <w:p>
-      <w:r>
-        <w:rPr>
-          <w:b w:val="0"/>
+      <w:pPr>
+        <w:spacing w:line="276" w:lineRule="auto" w:after="120"/>
+        <w:jc w:val="left"/>
+      </w:pPr>
+      <w:r>
+        <w:rPr>
+          <w:rFonts w:ascii="Arial" w:hAnsi="Arial" w:cs="Arial"/>
+          <w:b w:val="0"/>
+          <w:color w:val="000000"/>
+          <w:sz w:val="22"/>
         </w:rPr>
         <w:t>C. Perkakasan, perisian, data, prosedur, rangkaian dan orang</w:t>
       </w:r>
     </w:p>
     <w:p>
-      <w:r>
-        <w:rPr>
-          <w:b w:val="0"/>
+      <w:pPr>
+        <w:spacing w:line="276" w:lineRule="auto" w:after="120"/>
+        <w:jc w:val="left"/>
+      </w:pPr>
+      <w:r>
+        <w:rPr>
+          <w:rFonts w:ascii="Arial" w:hAnsi="Arial" w:cs="Arial"/>
+          <w:b w:val="0"/>
+          <w:color w:val="000000"/>
+          <w:sz w:val="22"/>
         </w:rPr>
         <w:t>D. Prosedur, sistem, orang, komputer, teknologi dan mudah alih</w:t>
       </w:r>
     </w:p>
     <w:p>
-      <w:r>
-        <w:rPr>
-          <w:b w:val="0"/>
+      <w:pPr>
+        <w:spacing w:line="276" w:lineRule="auto" w:after="120"/>
+        <w:jc w:val="left"/>
+      </w:pPr>
+      <w:r>
+        <w:rPr>
+          <w:rFonts w:ascii="Arial" w:hAnsi="Arial" w:cs="Arial"/>
+          <w:b w:val="0"/>
+          <w:color w:val="000000"/>
+          <w:sz w:val="22"/>
         </w:rPr>
         <w:t>4. Stesen kerja penyuntingan video (editing workstation) beserta kad grafik dan cakera keras luaran di studio tergolong dalam komponen Sistem Maklumat yang manakah?</w:t>
       </w:r>
     </w:p>
     <w:p>
-      <w:r>
-        <w:rPr>
-          <w:b w:val="0"/>
+      <w:pPr>
+        <w:spacing w:line="276" w:lineRule="auto" w:after="120"/>
+        <w:jc w:val="left"/>
+      </w:pPr>
+      <w:r>
+        <w:rPr>
+          <w:rFonts w:ascii="Arial" w:hAnsi="Arial" w:cs="Arial"/>
+          <w:b w:val="0"/>
+          <w:color w:val="000000"/>
+          <w:sz w:val="22"/>
         </w:rPr>
         <w:t>A. Data</w:t>
       </w:r>
     </w:p>
     <w:p>
-      <w:r>
-        <w:rPr>
-          <w:b w:val="0"/>
+      <w:pPr>
+        <w:spacing w:line="276" w:lineRule="auto" w:after="120"/>
+        <w:jc w:val="left"/>
+      </w:pPr>
+      <w:r>
+        <w:rPr>
+          <w:rFonts w:ascii="Arial" w:hAnsi="Arial" w:cs="Arial"/>
+          <w:b w:val="0"/>
+          <w:color w:val="000000"/>
+          <w:sz w:val="22"/>
         </w:rPr>
         <w:t>B. Prosedur</w:t>
       </w:r>
     </w:p>
     <w:p>
-      <w:r>
-        <w:rPr>
-          <w:b w:val="0"/>
+      <w:pPr>
+        <w:spacing w:line="276" w:lineRule="auto" w:after="120"/>
+        <w:jc w:val="left"/>
+      </w:pPr>
+      <w:r>
+        <w:rPr>
+          <w:rFonts w:ascii="Arial" w:hAnsi="Arial" w:cs="Arial"/>
+          <w:b w:val="0"/>
+          <w:color w:val="000000"/>
+          <w:sz w:val="22"/>
         </w:rPr>
         <w:t>C. Perkakasan (Hardware)</w:t>
       </w:r>
     </w:p>
     <w:p>
-      <w:r>
-        <w:rPr>
-          <w:b w:val="0"/>
+      <w:pPr>
+        <w:spacing w:line="276" w:lineRule="auto" w:after="120"/>
+        <w:jc w:val="left"/>
+      </w:pPr>
+      <w:r>
+        <w:rPr>
+          <w:rFonts w:ascii="Arial" w:hAnsi="Arial" w:cs="Arial"/>
+          <w:b w:val="0"/>
+          <w:color w:val="000000"/>
+          <w:sz w:val="22"/>
         </w:rPr>
         <w:t>D. Rangkaian (Networks)</w:t>
       </w:r>
     </w:p>
     <w:p>
-      <w:r>
-        <w:rPr>
-          <w:b w:val="0"/>
+      <w:pPr>
+        <w:spacing w:line="276" w:lineRule="auto" w:after="120"/>
+        <w:jc w:val="left"/>
+      </w:pPr>
+      <w:r>
+        <w:rPr>
+          <w:rFonts w:ascii="Arial" w:hAnsi="Arial" w:cs="Arial"/>
+          <w:b w:val="0"/>
+          <w:color w:val="000000"/>
+          <w:sz w:val="22"/>
         </w:rPr>
         <w:t>5. Apakah maksud kemasukan data (data entry)?</w:t>
       </w:r>
     </w:p>
     <w:p>
-      <w:r>
-        <w:rPr>
-          <w:b w:val="0"/>
+      <w:pPr>
+        <w:spacing w:line="276" w:lineRule="auto" w:after="120"/>
+        <w:jc w:val="left"/>
+      </w:pPr>
+      <w:r>
+        <w:rPr>
+          <w:rFonts w:ascii="Arial" w:hAnsi="Arial" w:cs="Arial"/>
+          <w:b w:val="0"/>
+          <w:color w:val="000000"/>
+          <w:sz w:val="22"/>
         </w:rPr>
         <w:t>A. Proses mencipta laporan akhir projek</w:t>
       </w:r>
     </w:p>
     <w:p>
-      <w:r>
-        <w:rPr>
-          <w:b w:val="0"/>
+      <w:pPr>
+        <w:spacing w:line="276" w:lineRule="auto" w:after="120"/>
+        <w:jc w:val="left"/>
+      </w:pPr>
+      <w:r>
+        <w:rPr>
+          <w:rFonts w:ascii="Arial" w:hAnsi="Arial" w:cs="Arial"/>
+          <w:b w:val="0"/>
+          <w:color w:val="000000"/>
+          <w:sz w:val="22"/>
         </w:rPr>
         <w:t>B. Tindakan pengguna memasukkan input ke komputer dan tindak balas komputer terhadap input tersebut</w:t>
       </w:r>
     </w:p>
     <w:p>
-      <w:r>
-        <w:rPr>
-          <w:b w:val="0"/>
+      <w:pPr>
+        <w:spacing w:line="276" w:lineRule="auto" w:after="120"/>
+        <w:jc w:val="left"/>
+      </w:pPr>
+      <w:r>
+        <w:rPr>
+          <w:rFonts w:ascii="Arial" w:hAnsi="Arial" w:cs="Arial"/>
+          <w:b w:val="0"/>
+          <w:color w:val="000000"/>
+          <w:sz w:val="22"/>
         </w:rPr>
         <w:t>C. Proses menghantar deliverable video kepada klien</w:t>
       </w:r>
     </w:p>
     <w:p>
-      <w:r>
-        <w:rPr>
-          <w:b w:val="0"/>
+      <w:pPr>
+        <w:spacing w:line="276" w:lineRule="auto" w:after="120"/>
+        <w:jc w:val="left"/>
+      </w:pPr>
+      <w:r>
+        <w:rPr>
+          <w:rFonts w:ascii="Arial" w:hAnsi="Arial" w:cs="Arial"/>
+          <w:b w:val="0"/>
+          <w:color w:val="000000"/>
+          <w:sz w:val="22"/>
         </w:rPr>
         <w:t>D. Proses membuat sandaran (backup) fail projek</w:t>
       </w:r>
     </w:p>
     <w:p>
-      <w:r>
-        <w:rPr>
-          <w:b w:val="0"/>
+      <w:pPr>
+        <w:spacing w:line="276" w:lineRule="auto" w:after="120"/>
+        <w:jc w:val="left"/>
+      </w:pPr>
+      <w:r>
+        <w:rPr>
+          <w:rFonts w:ascii="Arial" w:hAnsi="Arial" w:cs="Arial"/>
+          <w:b w:val="0"/>
+          <w:color w:val="000000"/>
+          <w:sz w:val="22"/>
         </w:rPr>
         <w:t>6. Pilih contoh perisian kemasukan data (data entry software) yang betul.</w:t>
       </w:r>
     </w:p>
     <w:p>
-      <w:r>
-        <w:rPr>
-          <w:b w:val="0"/>
+      <w:pPr>
+        <w:spacing w:line="276" w:lineRule="auto" w:after="120"/>
+        <w:jc w:val="left"/>
+      </w:pPr>
+      <w:r>
+        <w:rPr>
+          <w:rFonts w:ascii="Arial" w:hAnsi="Arial" w:cs="Arial"/>
+          <w:b w:val="0"/>
+          <w:color w:val="000000"/>
+          <w:sz w:val="22"/>
         </w:rPr>
         <w:t>A. Adobe Premiere Pro</w:t>
       </w:r>
     </w:p>
     <w:p>
-      <w:r>
-        <w:rPr>
-          <w:b w:val="0"/>
+      <w:pPr>
+        <w:spacing w:line="276" w:lineRule="auto" w:after="120"/>
+        <w:jc w:val="left"/>
+      </w:pPr>
+      <w:r>
+        <w:rPr>
+          <w:rFonts w:ascii="Arial" w:hAnsi="Arial" w:cs="Arial"/>
+          <w:b w:val="0"/>
+          <w:color w:val="000000"/>
+          <w:sz w:val="22"/>
         </w:rPr>
         <w:t>B. Web browser</w:t>
       </w:r>
     </w:p>
     <w:p>
-      <w:r>
-        <w:rPr>
-          <w:b w:val="0"/>
+      <w:pPr>
+        <w:spacing w:line="276" w:lineRule="auto" w:after="120"/>
+        <w:jc w:val="left"/>
+      </w:pPr>
+      <w:r>
+        <w:rPr>
+          <w:rFonts w:ascii="Arial" w:hAnsi="Arial" w:cs="Arial"/>
+          <w:b w:val="0"/>
+          <w:color w:val="000000"/>
+          <w:sz w:val="22"/>
         </w:rPr>
         <w:t>C. Microsoft Access</w:t>
       </w:r>
     </w:p>
     <w:p>
-      <w:r>
-        <w:rPr>
-          <w:b w:val="0"/>
+      <w:pPr>
+        <w:spacing w:line="276" w:lineRule="auto" w:after="120"/>
+        <w:jc w:val="left"/>
+      </w:pPr>
+      <w:r>
+        <w:rPr>
+          <w:rFonts w:ascii="Arial" w:hAnsi="Arial" w:cs="Arial"/>
+          <w:b w:val="0"/>
+          <w:color w:val="000000"/>
+          <w:sz w:val="22"/>
         </w:rPr>
         <w:t>D. Pemain media (media player)</w:t>
       </w:r>
     </w:p>
     <w:p>
-      <w:r>
-        <w:rPr>
-          <w:b w:val="0"/>
+      <w:pPr>
+        <w:spacing w:line="276" w:lineRule="auto" w:after="120"/>
+        <w:jc w:val="left"/>
+      </w:pPr>
+      <w:r>
+        <w:rPr>
+          <w:rFonts w:ascii="Arial" w:hAnsi="Arial" w:cs="Arial"/>
+          <w:b w:val="0"/>
+          <w:color w:val="000000"/>
+          <w:sz w:val="22"/>
         </w:rPr>
         <w:t>7. Studio penyuntingan sedang menilai perisian pengurusan aset digital (DAM) baharu. Apakah proses awal yang perlu dipertimbangkan dahulu mengikut susunan yang betul?</w:t>
       </w:r>
     </w:p>
     <w:p>
-      <w:r>
-        <w:rPr>
-          <w:b w:val="0"/>
+      <w:pPr>
+        <w:spacing w:before="120" w:after="120" w:line="276" w:lineRule="auto"/>
+        <w:jc w:val="left"/>
+      </w:pPr>
+      <w:r>
+        <w:rPr>
+          <w:rFonts w:ascii="Arial" w:hAnsi="Arial" w:cs="Arial"/>
+          <w:b/>
+          <w:color w:val="000000"/>
+          <w:sz w:val="24"/>
         </w:rPr>
         <w:t>I. Ciri berbanding keperluan</w:t>
       </w:r>
     </w:p>
     <w:p>
-      <w:r>
-        <w:rPr>
-          <w:b w:val="0"/>
+      <w:pPr>
+        <w:spacing w:before="120" w:after="120" w:line="276" w:lineRule="auto"/>
+        <w:jc w:val="left"/>
+      </w:pPr>
+      <w:r>
+        <w:rPr>
+          <w:rFonts w:ascii="Arial" w:hAnsi="Arial" w:cs="Arial"/>
+          <w:b/>
+          <w:color w:val="000000"/>
+          <w:sz w:val="24"/>
         </w:rPr>
         <w:t>II. Analisis kos/faedah</w:t>
       </w:r>
     </w:p>
     <w:p>
-      <w:r>
-        <w:rPr>
-          <w:b w:val="0"/>
+      <w:pPr>
+        <w:spacing w:before="120" w:after="120" w:line="276" w:lineRule="auto"/>
+        <w:jc w:val="left"/>
+      </w:pPr>
+      <w:r>
+        <w:rPr>
+          <w:rFonts w:ascii="Arial" w:hAnsi="Arial" w:cs="Arial"/>
+          <w:b/>
+          <w:color w:val="000000"/>
+          <w:sz w:val="24"/>
         </w:rPr>
         <w:t>III. Kemampuan peningkatan masa depan</w:t>
       </w:r>
     </w:p>
     <w:p>
-      <w:r>
-        <w:rPr>
-          <w:b w:val="0"/>
+      <w:pPr>
+        <w:spacing w:before="120" w:after="120" w:line="276" w:lineRule="auto"/>
+        <w:jc w:val="left"/>
+      </w:pPr>
+      <w:r>
+        <w:rPr>
+          <w:rFonts w:ascii="Arial" w:hAnsi="Arial" w:cs="Arial"/>
+          <w:b/>
+          <w:color w:val="000000"/>
+          <w:sz w:val="24"/>
         </w:rPr>
         <w:t>IV. Keserasian perkakasan</w:t>
       </w:r>
     </w:p>
     <w:p>
-      <w:r>
-        <w:rPr>
-          <w:b w:val="0"/>
+      <w:pPr>
+        <w:spacing w:line="276" w:lineRule="auto" w:after="120"/>
+        <w:jc w:val="left"/>
+      </w:pPr>
+      <w:r>
+        <w:rPr>
+          <w:rFonts w:ascii="Arial" w:hAnsi="Arial" w:cs="Arial"/>
+          <w:b w:val="0"/>
+          <w:color w:val="000000"/>
+          <w:sz w:val="22"/>
         </w:rPr>
         <w:t>A. I, II, III dan IV</w:t>
       </w:r>
     </w:p>
     <w:p>
-      <w:r>
-        <w:rPr>
-          <w:b w:val="0"/>
+      <w:pPr>
+        <w:spacing w:line="276" w:lineRule="auto" w:after="120"/>
+        <w:jc w:val="left"/>
+      </w:pPr>
+      <w:r>
+        <w:rPr>
+          <w:rFonts w:ascii="Arial" w:hAnsi="Arial" w:cs="Arial"/>
+          <w:b w:val="0"/>
+          <w:color w:val="000000"/>
+          <w:sz w:val="22"/>
         </w:rPr>
         <w:t>B. I, II, IV dan III</w:t>
       </w:r>
     </w:p>
     <w:p>
-      <w:r>
-        <w:rPr>
-          <w:b w:val="0"/>
+      <w:pPr>
+        <w:spacing w:line="276" w:lineRule="auto" w:after="120"/>
+        <w:jc w:val="left"/>
+      </w:pPr>
+      <w:r>
+        <w:rPr>
+          <w:rFonts w:ascii="Arial" w:hAnsi="Arial" w:cs="Arial"/>
+          <w:b w:val="0"/>
+          <w:color w:val="000000"/>
+          <w:sz w:val="22"/>
         </w:rPr>
         <w:t>C. I, III, II dan IV</w:t>
       </w:r>
     </w:p>
     <w:p>
-      <w:r>
-        <w:rPr>
-          <w:b w:val="0"/>
+      <w:pPr>
+        <w:spacing w:line="276" w:lineRule="auto" w:after="120"/>
+        <w:jc w:val="left"/>
+      </w:pPr>
+      <w:r>
+        <w:rPr>
+          <w:rFonts w:ascii="Arial" w:hAnsi="Arial" w:cs="Arial"/>
+          <w:b w:val="0"/>
+          <w:color w:val="000000"/>
+          <w:sz w:val="22"/>
         </w:rPr>
         <w:t>D. I, III, IV dan II</w:t>
       </w:r>
     </w:p>
     <w:p>
-      <w:r>
-        <w:rPr>
-          <w:b w:val="0"/>
+      <w:pPr>
+        <w:spacing w:line="276" w:lineRule="auto" w:after="120"/>
+        <w:jc w:val="left"/>
+      </w:pPr>
+      <w:r>
+        <w:rPr>
+          <w:rFonts w:ascii="Arial" w:hAnsi="Arial" w:cs="Arial"/>
+          <w:b w:val="0"/>
+          <w:color w:val="000000"/>
+          <w:sz w:val="22"/>
         </w:rPr>
         <w:t>8. Apakah yang perlu diketahui dalam menentukan kemampuan peningkatan masa depan (future upgradability) sesuatu perisian NLE studio?</w:t>
       </w:r>
     </w:p>
     <w:p>
-      <w:r>
-        <w:rPr>
-          <w:b w:val="0"/>
+      <w:pPr>
+        <w:spacing w:line="276" w:lineRule="auto" w:after="120"/>
+        <w:jc w:val="left"/>
+      </w:pPr>
+      <w:r>
+        <w:rPr>
+          <w:rFonts w:ascii="Arial" w:hAnsi="Arial" w:cs="Arial"/>
+          <w:b w:val="0"/>
+          <w:color w:val="000000"/>
+          <w:sz w:val="22"/>
         </w:rPr>
         <w:t>A. Mengenal pasti perisian yang boleh digunakan, fungsi dan analisis kos</w:t>
       </w:r>
     </w:p>
     <w:p>
-      <w:r>
-        <w:rPr>
-          <w:b w:val="0"/>
+      <w:pPr>
+        <w:spacing w:line="276" w:lineRule="auto" w:after="120"/>
+        <w:jc w:val="left"/>
+      </w:pPr>
+      <w:r>
+        <w:rPr>
+          <w:rFonts w:ascii="Arial" w:hAnsi="Arial" w:cs="Arial"/>
+          <w:b w:val="0"/>
+          <w:color w:val="000000"/>
+          <w:sz w:val="22"/>
         </w:rPr>
         <w:t>B. Mengetahui spesifikasi semasa, spesifikasi serasi dan kos</w:t>
       </w:r>
     </w:p>
     <w:p>
-      <w:r>
-        <w:rPr>
-          <w:b w:val="0"/>
+      <w:pPr>
+        <w:spacing w:line="276" w:lineRule="auto" w:after="120"/>
+        <w:jc w:val="left"/>
+      </w:pPr>
+      <w:r>
+        <w:rPr>
+          <w:rFonts w:ascii="Arial" w:hAnsi="Arial" w:cs="Arial"/>
+          <w:b w:val="0"/>
+          <w:color w:val="000000"/>
+          <w:sz w:val="22"/>
         </w:rPr>
         <w:t>C. Mendefinisikan kos awal, mengenal pasti ciri dan fungsi yang boleh digunakan</w:t>
       </w:r>
     </w:p>
     <w:p>
-      <w:r>
-        <w:rPr>
-          <w:b w:val="0"/>
+      <w:pPr>
+        <w:spacing w:line="276" w:lineRule="auto" w:after="120"/>
+        <w:jc w:val="left"/>
+      </w:pPr>
+      <w:r>
+        <w:rPr>
+          <w:rFonts w:ascii="Arial" w:hAnsi="Arial" w:cs="Arial"/>
+          <w:b w:val="0"/>
+          <w:color w:val="000000"/>
+          <w:sz w:val="22"/>
         </w:rPr>
         <w:t>D. Mengetahui kemampuan peningkatan, fungsi, kos peningkatan dan keperluan berterusan</w:t>
       </w:r>
     </w:p>
     <w:p>
-      <w:r>
-        <w:rPr>
-          <w:b w:val="0"/>
+      <w:pPr>
+        <w:spacing w:line="276" w:lineRule="auto" w:after="120"/>
+        <w:jc w:val="left"/>
+      </w:pPr>
+      <w:r>
+        <w:rPr>
+          <w:rFonts w:ascii="Arial" w:hAnsi="Arial" w:cs="Arial"/>
+          <w:b w:val="0"/>
+          <w:color w:val="000000"/>
+          <w:sz w:val="22"/>
         </w:rPr>
         <w:t>9. Studio menyimpan footage mentah dan projek klien yang sulit (tertakluk NDA) dalam sistem DAM. Pertimbangan manakah yang paling kritikal untuk mengelakkan kebocoran data klien apabila memilih perisian tersebut?</w:t>
       </w:r>
     </w:p>
     <w:p>
-      <w:r>
-        <w:rPr>
-          <w:b w:val="0"/>
+      <w:pPr>
+        <w:spacing w:line="276" w:lineRule="auto" w:after="120"/>
+        <w:jc w:val="left"/>
+      </w:pPr>
+      <w:r>
+        <w:rPr>
+          <w:rFonts w:ascii="Arial" w:hAnsi="Arial" w:cs="Arial"/>
+          <w:b w:val="0"/>
+          <w:color w:val="000000"/>
+          <w:sz w:val="22"/>
         </w:rPr>
         <w:t>A. Kemudahgunaan antara muka</w:t>
       </w:r>
     </w:p>
     <w:p>
-      <w:r>
-        <w:rPr>
-          <w:b w:val="0"/>
+      <w:pPr>
+        <w:spacing w:line="276" w:lineRule="auto" w:after="120"/>
+        <w:jc w:val="left"/>
+      </w:pPr>
+      <w:r>
+        <w:rPr>
+          <w:rFonts w:ascii="Arial" w:hAnsi="Arial" w:cs="Arial"/>
+          <w:b w:val="0"/>
+          <w:color w:val="000000"/>
+          <w:sz w:val="22"/>
         </w:rPr>
         <w:t>B. Keupayaan pelaporan</w:t>
       </w:r>
     </w:p>
     <w:p>
-      <w:r>
-        <w:rPr>
-          <w:b w:val="0"/>
+      <w:pPr>
+        <w:spacing w:line="276" w:lineRule="auto" w:after="120"/>
+        <w:jc w:val="left"/>
+      </w:pPr>
+      <w:r>
+        <w:rPr>
+          <w:rFonts w:ascii="Arial" w:hAnsi="Arial" w:cs="Arial"/>
+          <w:b w:val="0"/>
+          <w:color w:val="000000"/>
+          <w:sz w:val="22"/>
         </w:rPr>
         <w:t>C. Keselamatan terhadap pencerobohan dan perlindungan hacking/virus</w:t>
       </w:r>
     </w:p>
     <w:p>
-      <w:r>
-        <w:rPr>
-          <w:b w:val="0"/>
+      <w:pPr>
+        <w:spacing w:line="276" w:lineRule="auto" w:after="120"/>
+        <w:jc w:val="left"/>
+      </w:pPr>
+      <w:r>
+        <w:rPr>
+          <w:rFonts w:ascii="Arial" w:hAnsi="Arial" w:cs="Arial"/>
+          <w:b w:val="0"/>
+          <w:color w:val="000000"/>
+          <w:sz w:val="22"/>
         </w:rPr>
         <w:t>D. Kos lesen tahunan</w:t>
       </w:r>
     </w:p>
     <w:p>
-      <w:r>
-        <w:rPr>
-          <w:b w:val="0"/>
+      <w:pPr>
+        <w:spacing w:line="276" w:lineRule="auto" w:after="120"/>
+        <w:jc w:val="left"/>
+      </w:pPr>
+      <w:r>
+        <w:rPr>
+          <w:rFonts w:ascii="Arial" w:hAnsi="Arial" w:cs="Arial"/>
+          <w:b w:val="0"/>
+          <w:color w:val="000000"/>
+          <w:sz w:val="22"/>
         </w:rPr>
         <w:t>10. Mengapa Editor perlu sentiasa memahami kemas kini IT?</w:t>
       </w:r>
     </w:p>
     <w:p>
-      <w:r>
-        <w:rPr>
-          <w:b w:val="0"/>
+      <w:pPr>
+        <w:spacing w:before="120" w:after="120" w:line="276" w:lineRule="auto"/>
+        <w:jc w:val="left"/>
+      </w:pPr>
+      <w:r>
+        <w:rPr>
+          <w:rFonts w:ascii="Arial" w:hAnsi="Arial" w:cs="Arial"/>
+          <w:b/>
+          <w:color w:val="000000"/>
+          <w:sz w:val="24"/>
         </w:rPr>
         <w:t>I. Untuk meningkatkan kecekapan kerja</w:t>
       </w:r>
     </w:p>
     <w:p>
-      <w:r>
-        <w:rPr>
-          <w:b w:val="0"/>
+      <w:pPr>
+        <w:spacing w:before="120" w:after="120" w:line="276" w:lineRule="auto"/>
+        <w:jc w:val="left"/>
+      </w:pPr>
+      <w:r>
+        <w:rPr>
+          <w:rFonts w:ascii="Arial" w:hAnsi="Arial" w:cs="Arial"/>
+          <w:b/>
+          <w:color w:val="000000"/>
+          <w:sz w:val="24"/>
         </w:rPr>
         <w:t>II. Untuk meningkatkan pengeluaran kerja</w:t>
       </w:r>
     </w:p>
     <w:p>
-      <w:r>
-        <w:rPr>
-          <w:b w:val="0"/>
+      <w:pPr>
+        <w:spacing w:before="120" w:after="120" w:line="276" w:lineRule="auto"/>
+        <w:jc w:val="left"/>
+      </w:pPr>
+      <w:r>
+        <w:rPr>
+          <w:rFonts w:ascii="Arial" w:hAnsi="Arial" w:cs="Arial"/>
+          <w:b/>
+          <w:color w:val="000000"/>
+          <w:sz w:val="24"/>
         </w:rPr>
         <w:t>III. Untuk memahami kos yang terlibat</w:t>
       </w:r>
     </w:p>
     <w:p>
-      <w:r>
-        <w:rPr>
-          <w:b w:val="0"/>
+      <w:pPr>
+        <w:spacing w:before="120" w:after="120" w:line="276" w:lineRule="auto"/>
+        <w:jc w:val="left"/>
+      </w:pPr>
+      <w:r>
+        <w:rPr>
+          <w:rFonts w:ascii="Arial" w:hAnsi="Arial" w:cs="Arial"/>
+          <w:b/>
+          <w:color w:val="000000"/>
+          <w:sz w:val="24"/>
         </w:rPr>
         <w:t>IV. Untuk meningkatkan analisis sistem</w:t>
       </w:r>
     </w:p>
     <w:p>
-      <w:r>
-        <w:rPr>
-          <w:b w:val="0"/>
+      <w:pPr>
+        <w:spacing w:line="276" w:lineRule="auto" w:after="120"/>
+        <w:jc w:val="left"/>
+      </w:pPr>
+      <w:r>
+        <w:rPr>
+          <w:rFonts w:ascii="Arial" w:hAnsi="Arial" w:cs="Arial"/>
+          <w:b w:val="0"/>
+          <w:color w:val="000000"/>
+          <w:sz w:val="22"/>
         </w:rPr>
         <w:t>A. I, II, dan III</w:t>
       </w:r>
     </w:p>
     <w:p>
-      <w:r>
-        <w:rPr>
-          <w:b w:val="0"/>
+      <w:pPr>
+        <w:spacing w:line="276" w:lineRule="auto" w:after="120"/>
+        <w:jc w:val="left"/>
+      </w:pPr>
+      <w:r>
+        <w:rPr>
+          <w:rFonts w:ascii="Arial" w:hAnsi="Arial" w:cs="Arial"/>
+          <w:b w:val="0"/>
+          <w:color w:val="000000"/>
+          <w:sz w:val="22"/>
         </w:rPr>
         <w:t>B. I, II dan IV</w:t>
       </w:r>
     </w:p>
     <w:p>
-      <w:r>
-        <w:rPr>
-          <w:b w:val="0"/>
+      <w:pPr>
+        <w:spacing w:line="276" w:lineRule="auto" w:after="120"/>
+        <w:jc w:val="left"/>
+      </w:pPr>
+      <w:r>
+        <w:rPr>
+          <w:rFonts w:ascii="Arial" w:hAnsi="Arial" w:cs="Arial"/>
+          <w:b w:val="0"/>
+          <w:color w:val="000000"/>
+          <w:sz w:val="22"/>
         </w:rPr>
         <w:t>C. I, III dan IV</w:t>
       </w:r>
     </w:p>
     <w:p>
-      <w:r>
-        <w:rPr>
-          <w:b w:val="0"/>
+      <w:pPr>
+        <w:spacing w:line="276" w:lineRule="auto" w:after="120"/>
+        <w:jc w:val="left"/>
+      </w:pPr>
+      <w:r>
+        <w:rPr>
+          <w:rFonts w:ascii="Arial" w:hAnsi="Arial" w:cs="Arial"/>
+          <w:b w:val="0"/>
+          <w:color w:val="000000"/>
+          <w:sz w:val="22"/>
         </w:rPr>
         <w:t>D. II, III dan IV</w:t>
       </w:r>
     </w:p>
     <w:p>
-      <w:r>
-        <w:rPr>
-          <w:b w:val="0"/>
+      <w:pPr>
+        <w:spacing w:line="276" w:lineRule="auto" w:after="120"/>
+        <w:jc w:val="left"/>
+      </w:pPr>
+      <w:r>
+        <w:rPr>
+          <w:rFonts w:ascii="Arial" w:hAnsi="Arial" w:cs="Arial"/>
+          <w:b w:val="0"/>
+          <w:color w:val="000000"/>
+          <w:sz w:val="22"/>
         </w:rPr>
         <w:t>11. Apabila industri penyuntingan video beralih daripada penyuntingan berasaskan pita (tape-based) kepada penyuntingan berasaskan fail/awan, Editor yang tidak mengemas kini pengetahuan format codec penghantaran terkini berisiko menjejaskan perkara berikut, KECUALI:</w:t>
       </w:r>
     </w:p>
     <w:p>
-      <w:r>
-        <w:rPr>
-          <w:b w:val="0"/>
+      <w:pPr>
+        <w:spacing w:line="276" w:lineRule="auto" w:after="120"/>
+        <w:jc w:val="left"/>
+      </w:pPr>
+      <w:r>
+        <w:rPr>
+          <w:rFonts w:ascii="Arial" w:hAnsi="Arial" w:cs="Arial"/>
+          <w:b w:val="0"/>
+          <w:color w:val="000000"/>
+          <w:sz w:val="22"/>
         </w:rPr>
         <w:t>A. Kualiti deliverable akhir</w:t>
       </w:r>
     </w:p>
     <w:p>
-      <w:r>
-        <w:rPr>
-          <w:b w:val="0"/>
+      <w:pPr>
+        <w:spacing w:line="276" w:lineRule="auto" w:after="120"/>
+        <w:jc w:val="left"/>
+      </w:pPr>
+      <w:r>
+        <w:rPr>
+          <w:rFonts w:ascii="Arial" w:hAnsi="Arial" w:cs="Arial"/>
+          <w:b w:val="0"/>
+          <w:color w:val="000000"/>
+          <w:sz w:val="22"/>
         </w:rPr>
         <w:t>B. Ketepatan masa siaran</w:t>
       </w:r>
     </w:p>
     <w:p>
-      <w:r>
-        <w:rPr>
-          <w:b w:val="0"/>
+      <w:pPr>
+        <w:spacing w:line="276" w:lineRule="auto" w:after="120"/>
+        <w:jc w:val="left"/>
+      </w:pPr>
+      <w:r>
+        <w:rPr>
+          <w:rFonts w:ascii="Arial" w:hAnsi="Arial" w:cs="Arial"/>
+          <w:b w:val="0"/>
+          <w:color w:val="000000"/>
+          <w:sz w:val="22"/>
         </w:rPr>
         <w:t>C. Kesesuaian format dengan platform siaran/streaming</w:t>
       </w:r>
     </w:p>
     <w:p>
-      <w:r>
-        <w:rPr>
-          <w:b w:val="0"/>
+      <w:pPr>
+        <w:spacing w:line="276" w:lineRule="auto" w:after="120"/>
+        <w:jc w:val="left"/>
+      </w:pPr>
+      <w:r>
+        <w:rPr>
+          <w:rFonts w:ascii="Arial" w:hAnsi="Arial" w:cs="Arial"/>
+          <w:b w:val="0"/>
+          <w:color w:val="000000"/>
+          <w:sz w:val="22"/>
         </w:rPr>
         <w:t>D. Bilangan pekerja dalam pasukan pengeluaran</w:t>
       </w:r>
     </w:p>
     <w:p>
-      <w:r>
-        <w:rPr>
-          <w:b w:val="0"/>
+      <w:pPr>
+        <w:spacing w:line="276" w:lineRule="auto" w:after="120"/>
+        <w:jc w:val="left"/>
+      </w:pPr>
+      <w:r>
+        <w:rPr>
+          <w:rFonts w:ascii="Arial" w:hAnsi="Arial" w:cs="Arial"/>
+          <w:b w:val="0"/>
+          <w:color w:val="000000"/>
+          <w:sz w:val="22"/>
         </w:rPr>
         <w:t>12. Apakah dua perundangan yang digubal bagi melaksanakan model kawal selia baharu industri komunikasi dan multimedia di Malaysia?</w:t>
       </w:r>
     </w:p>
     <w:p>
-      <w:r>
-        <w:rPr>
-          <w:b w:val="0"/>
+      <w:pPr>
+        <w:spacing w:line="276" w:lineRule="auto" w:after="120"/>
+        <w:jc w:val="left"/>
+      </w:pPr>
+      <w:r>
+        <w:rPr>
+          <w:rFonts w:ascii="Arial" w:hAnsi="Arial" w:cs="Arial"/>
+          <w:b w:val="0"/>
+          <w:color w:val="000000"/>
+          <w:sz w:val="22"/>
         </w:rPr>
         <w:t>A. Akta Telekomunikasi 1950 dan Akta Penyiaran 1988</w:t>
       </w:r>
     </w:p>
     <w:p>
-      <w:r>
-        <w:rPr>
-          <w:b w:val="0"/>
+      <w:pPr>
+        <w:spacing w:line="276" w:lineRule="auto" w:after="120"/>
+        <w:jc w:val="left"/>
+      </w:pPr>
+      <w:r>
+        <w:rPr>
+          <w:rFonts w:ascii="Arial" w:hAnsi="Arial" w:cs="Arial"/>
+          <w:b w:val="0"/>
+          <w:color w:val="000000"/>
+          <w:sz w:val="22"/>
         </w:rPr>
         <w:t>B. Akta Komunikasi dan Multimedia 1998 dan Akta Suruhanjaya Komunikasi dan Multimedia Malaysia 1998</w:t>
       </w:r>
     </w:p>
     <w:p>
-      <w:r>
-        <w:rPr>
-          <w:b w:val="0"/>
+      <w:pPr>
+        <w:spacing w:line="276" w:lineRule="auto" w:after="120"/>
+        <w:jc w:val="left"/>
+      </w:pPr>
+      <w:r>
+        <w:rPr>
+          <w:rFonts w:ascii="Arial" w:hAnsi="Arial" w:cs="Arial"/>
+          <w:b w:val="0"/>
+          <w:color w:val="000000"/>
+          <w:sz w:val="22"/>
         </w:rPr>
         <w:t>C. Akta Tandatangan Digital 1997 dan Akta Perdagangan Strategik 2010</w:t>
       </w:r>
     </w:p>
     <w:p>
-      <w:r>
-        <w:rPr>
-          <w:b w:val="0"/>
+      <w:pPr>
+        <w:spacing w:line="276" w:lineRule="auto" w:after="120"/>
+        <w:jc w:val="left"/>
+      </w:pPr>
+      <w:r>
+        <w:rPr>
+          <w:rFonts w:ascii="Arial" w:hAnsi="Arial" w:cs="Arial"/>
+          <w:b w:val="0"/>
+          <w:color w:val="000000"/>
+          <w:sz w:val="22"/>
         </w:rPr>
         <w:t>D. Akta Perkhidmatan Pos 2012 dan Akta Suruhanjaya Komunikasi dan Multimedia Malaysia 1998</w:t>
       </w:r>
     </w:p>
     <w:p>
-      <w:r>
-        <w:rPr>
-          <w:b w:val="0"/>
+      <w:pPr>
+        <w:spacing w:line="276" w:lineRule="auto" w:after="120"/>
+        <w:jc w:val="left"/>
+      </w:pPr>
+      <w:r>
+        <w:rPr>
+          <w:rFonts w:ascii="Arial" w:hAnsi="Arial" w:cs="Arial"/>
+          <w:b w:val="0"/>
+          <w:color w:val="000000"/>
+          <w:sz w:val="22"/>
         </w:rPr>
         <w:t>13. Apabila Akta Komunikasi dan Multimedia 1998 berkuat kuasa pada 1 April 1999, akta manakah yang dimansuhkan?</w:t>
       </w:r>
     </w:p>
     <w:p>
-      <w:r>
-        <w:rPr>
-          <w:b w:val="0"/>
+      <w:pPr>
+        <w:spacing w:line="276" w:lineRule="auto" w:after="120"/>
+        <w:jc w:val="left"/>
+      </w:pPr>
+      <w:r>
+        <w:rPr>
+          <w:rFonts w:ascii="Arial" w:hAnsi="Arial" w:cs="Arial"/>
+          <w:b w:val="0"/>
+          <w:color w:val="000000"/>
+          <w:sz w:val="22"/>
         </w:rPr>
         <w:t>A. Akta Perkhidmatan Pos 1991 sahaja</w:t>
       </w:r>
     </w:p>
     <w:p>
-      <w:r>
-        <w:rPr>
-          <w:b w:val="0"/>
+      <w:pPr>
+        <w:spacing w:line="276" w:lineRule="auto" w:after="120"/>
+        <w:jc w:val="left"/>
+      </w:pPr>
+      <w:r>
+        <w:rPr>
+          <w:rFonts w:ascii="Arial" w:hAnsi="Arial" w:cs="Arial"/>
+          <w:b w:val="0"/>
+          <w:color w:val="000000"/>
+          <w:sz w:val="22"/>
         </w:rPr>
         <w:t>B. Akta Tandatangan Digital 1997 sahaja</w:t>
       </w:r>
     </w:p>
     <w:p>
-      <w:r>
-        <w:rPr>
-          <w:b w:val="0"/>
+      <w:pPr>
+        <w:spacing w:line="276" w:lineRule="auto" w:after="120"/>
+        <w:jc w:val="left"/>
+      </w:pPr>
+      <w:r>
+        <w:rPr>
+          <w:rFonts w:ascii="Arial" w:hAnsi="Arial" w:cs="Arial"/>
+          <w:b w:val="0"/>
+          <w:color w:val="000000"/>
+          <w:sz w:val="22"/>
         </w:rPr>
         <w:t>C. Akta Telekomunikasi 1950 dan Akta Penyiaran 1988</w:t>
       </w:r>
     </w:p>
     <w:p>
-      <w:r>
-        <w:rPr>
-          <w:b w:val="0"/>
+      <w:pPr>
+        <w:spacing w:line="276" w:lineRule="auto" w:after="120"/>
+        <w:jc w:val="left"/>
+      </w:pPr>
+      <w:r>
+        <w:rPr>
+          <w:rFonts w:ascii="Arial" w:hAnsi="Arial" w:cs="Arial"/>
+          <w:b w:val="0"/>
+          <w:color w:val="000000"/>
+          <w:sz w:val="22"/>
         </w:rPr>
         <w:t>D. Akta Perdagangan Strategik 2010</w:t>
       </w:r>
     </w:p>
     <w:p>
-      <w:r>
-        <w:rPr>
-          <w:b w:val="0"/>
+      <w:pPr>
+        <w:spacing w:line="276" w:lineRule="auto" w:after="120"/>
+        <w:jc w:val="left"/>
+      </w:pPr>
+      <w:r>
+        <w:rPr>
+          <w:rFonts w:ascii="Arial" w:hAnsi="Arial" w:cs="Arial"/>
+          <w:b w:val="0"/>
+          <w:color w:val="000000"/>
+          <w:sz w:val="22"/>
         </w:rPr>
         <w:t>14. Berapakah bilangan objektif dasar kebangsaan yang ditetapkan oleh Suruhanjaya Komunikasi dan Multimedia Malaysia?</w:t>
       </w:r>
     </w:p>
     <w:p>
-      <w:r>
-        <w:rPr>
-          <w:b w:val="0"/>
+      <w:pPr>
+        <w:spacing w:line="276" w:lineRule="auto" w:after="120"/>
+        <w:jc w:val="left"/>
+      </w:pPr>
+      <w:r>
+        <w:rPr>
+          <w:rFonts w:ascii="Arial" w:hAnsi="Arial" w:cs="Arial"/>
+          <w:b w:val="0"/>
+          <w:color w:val="000000"/>
+          <w:sz w:val="22"/>
         </w:rPr>
         <w:t>A. 5</w:t>
       </w:r>
     </w:p>
     <w:p>
-      <w:r>
-        <w:rPr>
-          <w:b w:val="0"/>
+      <w:pPr>
+        <w:spacing w:line="276" w:lineRule="auto" w:after="120"/>
+        <w:jc w:val="left"/>
+      </w:pPr>
+      <w:r>
+        <w:rPr>
+          <w:rFonts w:ascii="Arial" w:hAnsi="Arial" w:cs="Arial"/>
+          <w:b w:val="0"/>
+          <w:color w:val="000000"/>
+          <w:sz w:val="22"/>
         </w:rPr>
         <w:t>B. 8</w:t>
       </w:r>
     </w:p>
     <w:p>
-      <w:r>
-        <w:rPr>
-          <w:b w:val="0"/>
+      <w:pPr>
+        <w:spacing w:line="276" w:lineRule="auto" w:after="120"/>
+        <w:jc w:val="left"/>
+      </w:pPr>
+      <w:r>
+        <w:rPr>
+          <w:rFonts w:ascii="Arial" w:hAnsi="Arial" w:cs="Arial"/>
+          <w:b w:val="0"/>
+          <w:color w:val="000000"/>
+          <w:sz w:val="22"/>
         </w:rPr>
         <w:t>C. 10</w:t>
       </w:r>
     </w:p>
     <w:p>
-      <w:r>
-        <w:rPr>
-          <w:b w:val="0"/>
+      <w:pPr>
+        <w:spacing w:line="276" w:lineRule="auto" w:after="120"/>
+        <w:jc w:val="left"/>
+      </w:pPr>
+      <w:r>
+        <w:rPr>
+          <w:rFonts w:ascii="Arial" w:hAnsi="Arial" w:cs="Arial"/>
+          <w:b w:val="0"/>
+          <w:color w:val="000000"/>
+          <w:sz w:val="22"/>
         </w:rPr>
         <w:t>D. 12</w:t>
       </w:r>
     </w:p>
     <w:p>
-      <w:r>
-        <w:rPr>
-          <w:b w:val="0"/>
+      <w:pPr>
+        <w:spacing w:line="276" w:lineRule="auto" w:after="120"/>
+        <w:jc w:val="left"/>
+      </w:pPr>
+      <w:r>
+        <w:rPr>
+          <w:rFonts w:ascii="Arial" w:hAnsi="Arial" w:cs="Arial"/>
+          <w:b w:val="0"/>
+          <w:color w:val="000000"/>
+          <w:sz w:val="22"/>
         </w:rPr>
         <w:t>15. Berapa banyak perundangan yang berada di bawah Suruhanjaya Komunikasi dan Multimedia Malaysia?</w:t>
       </w:r>
     </w:p>
     <w:p>
-      <w:r>
-        <w:rPr>
-          <w:b w:val="0"/>
+      <w:pPr>
+        <w:spacing w:line="276" w:lineRule="auto" w:after="120"/>
+        <w:jc w:val="left"/>
+      </w:pPr>
+      <w:r>
+        <w:rPr>
+          <w:rFonts w:ascii="Arial" w:hAnsi="Arial" w:cs="Arial"/>
+          <w:b w:val="0"/>
+          <w:color w:val="000000"/>
+          <w:sz w:val="22"/>
         </w:rPr>
         <w:t>A. 3</w:t>
       </w:r>
     </w:p>
     <w:p>
-      <w:r>
-        <w:rPr>
-          <w:b w:val="0"/>
+      <w:pPr>
+        <w:spacing w:line="276" w:lineRule="auto" w:after="120"/>
+        <w:jc w:val="left"/>
+      </w:pPr>
+      <w:r>
+        <w:rPr>
+          <w:rFonts w:ascii="Arial" w:hAnsi="Arial" w:cs="Arial"/>
+          <w:b w:val="0"/>
+          <w:color w:val="000000"/>
+          <w:sz w:val="22"/>
         </w:rPr>
         <w:t>B. 4</w:t>
       </w:r>
     </w:p>
     <w:p>
-      <w:r>
-        <w:rPr>
-          <w:b w:val="0"/>
+      <w:pPr>
+        <w:spacing w:line="276" w:lineRule="auto" w:after="120"/>
+        <w:jc w:val="left"/>
+      </w:pPr>
+      <w:r>
+        <w:rPr>
+          <w:rFonts w:ascii="Arial" w:hAnsi="Arial" w:cs="Arial"/>
+          <w:b w:val="0"/>
+          <w:color w:val="000000"/>
+          <w:sz w:val="22"/>
         </w:rPr>
         <w:t>C. 5</w:t>
       </w:r>
     </w:p>
     <w:p>
-      <w:r>
-        <w:rPr>
-          <w:b w:val="0"/>
+      <w:pPr>
+        <w:spacing w:line="276" w:lineRule="auto" w:after="120"/>
+        <w:jc w:val="left"/>
+      </w:pPr>
+      <w:r>
+        <w:rPr>
+          <w:rFonts w:ascii="Arial" w:hAnsi="Arial" w:cs="Arial"/>
+          <w:b w:val="0"/>
+          <w:color w:val="000000"/>
+          <w:sz w:val="22"/>
         </w:rPr>
         <w:t>D. 6</w:t>
       </w:r>
     </w:p>
     <w:p>
-      <w:r>
-        <w:rPr>
-          <w:b w:val="0"/>
+      <w:pPr>
+        <w:spacing w:line="276" w:lineRule="auto" w:after="120"/>
+        <w:jc w:val="left"/>
+      </w:pPr>
+      <w:r>
+        <w:rPr>
+          <w:rFonts w:ascii="Arial" w:hAnsi="Arial" w:cs="Arial"/>
+          <w:b w:val="0"/>
+          <w:color w:val="000000"/>
+          <w:sz w:val="22"/>
         </w:rPr>
         <w:t>16. Studio penyuntingan video menandatangani kontrak dan pengesahan penyerahan deliverable klien secara digital. Akta manakah yang mengawal selia penggunaan tandatangan digital ini?</w:t>
       </w:r>
     </w:p>
     <w:p>
-      <w:r>
-        <w:rPr>
-          <w:b w:val="0"/>
+      <w:pPr>
+        <w:spacing w:line="276" w:lineRule="auto" w:after="120"/>
+        <w:jc w:val="left"/>
+      </w:pPr>
+      <w:r>
+        <w:rPr>
+          <w:rFonts w:ascii="Arial" w:hAnsi="Arial" w:cs="Arial"/>
+          <w:b w:val="0"/>
+          <w:color w:val="000000"/>
+          <w:sz w:val="22"/>
         </w:rPr>
         <w:t>A. Akta Perkhidmatan Pos 2012</w:t>
       </w:r>
     </w:p>
     <w:p>
-      <w:r>
-        <w:rPr>
-          <w:b w:val="0"/>
+      <w:pPr>
+        <w:spacing w:line="276" w:lineRule="auto" w:after="120"/>
+        <w:jc w:val="left"/>
+      </w:pPr>
+      <w:r>
+        <w:rPr>
+          <w:rFonts w:ascii="Arial" w:hAnsi="Arial" w:cs="Arial"/>
+          <w:b w:val="0"/>
+          <w:color w:val="000000"/>
+          <w:sz w:val="22"/>
         </w:rPr>
         <w:t>B. Akta Tandatangan Digital 1997</w:t>
       </w:r>
     </w:p>
     <w:p>
-      <w:r>
-        <w:rPr>
-          <w:b w:val="0"/>
+      <w:pPr>
+        <w:spacing w:line="276" w:lineRule="auto" w:after="120"/>
+        <w:jc w:val="left"/>
+      </w:pPr>
+      <w:r>
+        <w:rPr>
+          <w:rFonts w:ascii="Arial" w:hAnsi="Arial" w:cs="Arial"/>
+          <w:b w:val="0"/>
+          <w:color w:val="000000"/>
+          <w:sz w:val="22"/>
         </w:rPr>
         <w:t>C. Akta Perdagangan Strategik 2010</w:t>
       </w:r>
     </w:p>
     <w:p>
-      <w:r>
-        <w:rPr>
-          <w:b w:val="0"/>
+      <w:pPr>
+        <w:spacing w:line="276" w:lineRule="auto" w:after="120"/>
+        <w:jc w:val="left"/>
+      </w:pPr>
+      <w:r>
+        <w:rPr>
+          <w:rFonts w:ascii="Arial" w:hAnsi="Arial" w:cs="Arial"/>
+          <w:b w:val="0"/>
+          <w:color w:val="000000"/>
+          <w:sz w:val="22"/>
         </w:rPr>
         <w:t>D. Akta Suruhanjaya Komunikasi dan Multimedia Malaysia 1998</w:t>
       </w:r>
     </w:p>
     <w:p>
-      <w:r>
-        <w:rPr>
-          <w:b w:val="0"/>
+      <w:pPr>
+        <w:spacing w:line="276" w:lineRule="auto" w:after="120"/>
+        <w:jc w:val="left"/>
+      </w:pPr>
+      <w:r>
+        <w:rPr>
+          <w:rFonts w:ascii="Arial" w:hAnsi="Arial" w:cs="Arial"/>
+          <w:b w:val="0"/>
+          <w:color w:val="000000"/>
+          <w:sz w:val="22"/>
         </w:rPr>
         <w:t>17. Apakah aliran proses yang betul dalam Rangka Kerja Institusi di bawah Akta Komunikasi dan Multimedia?</w:t>
       </w:r>
     </w:p>
     <w:p>
-      <w:r>
-        <w:rPr>
-          <w:b w:val="0"/>
+      <w:pPr>
+        <w:spacing w:before="120" w:after="120" w:line="276" w:lineRule="auto"/>
+        <w:jc w:val="left"/>
+      </w:pPr>
+      <w:r>
+        <w:rPr>
+          <w:rFonts w:ascii="Arial" w:hAnsi="Arial" w:cs="Arial"/>
+          <w:b/>
+          <w:color w:val="000000"/>
+          <w:sz w:val="24"/>
         </w:rPr>
         <w:t>I. Arahan daripada Kementerian</w:t>
       </w:r>
     </w:p>
     <w:p>
-      <w:r>
-        <w:rPr>
-          <w:b w:val="0"/>
+      <w:pPr>
+        <w:spacing w:before="120" w:after="120" w:line="276" w:lineRule="auto"/>
+        <w:jc w:val="left"/>
+      </w:pPr>
+      <w:r>
+        <w:rPr>
+          <w:rFonts w:ascii="Arial" w:hAnsi="Arial" w:cs="Arial"/>
+          <w:b/>
+          <w:color w:val="000000"/>
+          <w:sz w:val="24"/>
         </w:rPr>
         <w:t>II. MCMC menguatkuasakan akta</w:t>
       </w:r>
     </w:p>
     <w:p>
-      <w:r>
-        <w:rPr>
-          <w:b w:val="0"/>
+      <w:pPr>
+        <w:spacing w:before="120" w:after="120" w:line="276" w:lineRule="auto"/>
+        <w:jc w:val="left"/>
+      </w:pPr>
+      <w:r>
+        <w:rPr>
+          <w:rFonts w:ascii="Arial" w:hAnsi="Arial" w:cs="Arial"/>
+          <w:b/>
+          <w:color w:val="000000"/>
+          <w:sz w:val="24"/>
         </w:rPr>
         <w:t>III. MCMC mengumumkan akta</w:t>
       </w:r>
     </w:p>
     <w:p>
-      <w:r>
-        <w:rPr>
-          <w:b w:val="0"/>
+      <w:pPr>
+        <w:spacing w:before="120" w:after="120" w:line="276" w:lineRule="auto"/>
+        <w:jc w:val="left"/>
+      </w:pPr>
+      <w:r>
+        <w:rPr>
+          <w:rFonts w:ascii="Arial" w:hAnsi="Arial" w:cs="Arial"/>
+          <w:b/>
+          <w:color w:val="000000"/>
+          <w:sz w:val="24"/>
         </w:rPr>
         <w:t>IV. MCMC mencadangkan saranan berdasarkan maklum balas Fora Industri</w:t>
       </w:r>
     </w:p>
     <w:p>
-      <w:r>
-        <w:rPr>
-          <w:b w:val="0"/>
+      <w:pPr>
+        <w:spacing w:line="276" w:lineRule="auto" w:after="120"/>
+        <w:jc w:val="left"/>
+      </w:pPr>
+      <w:r>
+        <w:rPr>
+          <w:rFonts w:ascii="Arial" w:hAnsi="Arial" w:cs="Arial"/>
+          <w:b w:val="0"/>
+          <w:color w:val="000000"/>
+          <w:sz w:val="22"/>
         </w:rPr>
         <w:t>A. I, II, III dan IV</w:t>
       </w:r>
     </w:p>
     <w:p>
-      <w:r>
-        <w:rPr>
-          <w:b w:val="0"/>
+      <w:pPr>
+        <w:spacing w:line="276" w:lineRule="auto" w:after="120"/>
+        <w:jc w:val="left"/>
+      </w:pPr>
+      <w:r>
+        <w:rPr>
+          <w:rFonts w:ascii="Arial" w:hAnsi="Arial" w:cs="Arial"/>
+          <w:b w:val="0"/>
+          <w:color w:val="000000"/>
+          <w:sz w:val="22"/>
         </w:rPr>
         <w:t>B. I, II, IV dan III</w:t>
       </w:r>
     </w:p>
     <w:p>
-      <w:r>
-        <w:rPr>
-          <w:b w:val="0"/>
+      <w:pPr>
+        <w:spacing w:line="276" w:lineRule="auto" w:after="120"/>
+        <w:jc w:val="left"/>
+      </w:pPr>
+      <w:r>
+        <w:rPr>
+          <w:rFonts w:ascii="Arial" w:hAnsi="Arial" w:cs="Arial"/>
+          <w:b w:val="0"/>
+          <w:color w:val="000000"/>
+          <w:sz w:val="22"/>
         </w:rPr>
         <w:t>C. I, III, II dan IV</w:t>
       </w:r>
     </w:p>
     <w:p>
-      <w:r>
-        <w:rPr>
-          <w:b w:val="0"/>
+      <w:pPr>
+        <w:spacing w:line="276" w:lineRule="auto" w:after="120"/>
+        <w:jc w:val="left"/>
+      </w:pPr>
+      <w:r>
+        <w:rPr>
+          <w:rFonts w:ascii="Arial" w:hAnsi="Arial" w:cs="Arial"/>
+          <w:b w:val="0"/>
+          <w:color w:val="000000"/>
+          <w:sz w:val="22"/>
         </w:rPr>
         <w:t>D. I, III, IV dan II</w:t>
       </w:r>
     </w:p>
     <w:p>
-      <w:r>
-        <w:rPr>
-          <w:b w:val="0"/>
+      <w:pPr>
+        <w:spacing w:line="276" w:lineRule="auto" w:after="120"/>
+        <w:jc w:val="left"/>
+      </w:pPr>
+      <w:r>
+        <w:rPr>
+          <w:rFonts w:ascii="Arial" w:hAnsi="Arial" w:cs="Arial"/>
+          <w:b w:val="0"/>
+          <w:color w:val="000000"/>
+          <w:sz w:val="22"/>
         </w:rPr>
         <w:t>18. Studio ingin memastikan kakitangannya berkongsi pautan cloud storage projek dan kata laluan akaun penghantaran secara bertanggungjawab bagi mengelakkan kandungan belum siar tersebar awal. Inisiatif MCMC manakah yang paling berkaitan dengan menggalakkan penggunaan internet yang positif dan bertanggungjawab ini?</w:t>
       </w:r>
     </w:p>
     <w:p>
-      <w:r>
-        <w:rPr>
-          <w:b w:val="0"/>
+      <w:pPr>
+        <w:spacing w:line="276" w:lineRule="auto" w:after="120"/>
+        <w:jc w:val="left"/>
+      </w:pPr>
+      <w:r>
+        <w:rPr>
+          <w:rFonts w:ascii="Arial" w:hAnsi="Arial" w:cs="Arial"/>
+          <w:b w:val="0"/>
+          <w:color w:val="000000"/>
+          <w:sz w:val="22"/>
         </w:rPr>
         <w:t>A. 1Malaysia Netbooks</w:t>
       </w:r>
     </w:p>
     <w:p>
-      <w:r>
-        <w:rPr>
-          <w:b w:val="0"/>
+      <w:pPr>
+        <w:spacing w:line="276" w:lineRule="auto" w:after="120"/>
+        <w:jc w:val="left"/>
+      </w:pPr>
+      <w:r>
+        <w:rPr>
+          <w:rFonts w:ascii="Arial" w:hAnsi="Arial" w:cs="Arial"/>
+          <w:b w:val="0"/>
+          <w:color w:val="000000"/>
+          <w:sz w:val="22"/>
         </w:rPr>
         <w:t>B. Klik Dengan Bijak (Click Wisely)</w:t>
       </w:r>
     </w:p>
     <w:p>
-      <w:r>
-        <w:rPr>
-          <w:b w:val="0"/>
+      <w:pPr>
+        <w:spacing w:line="276" w:lineRule="auto" w:after="120"/>
+        <w:jc w:val="left"/>
+      </w:pPr>
+      <w:r>
+        <w:rPr>
+          <w:rFonts w:ascii="Arial" w:hAnsi="Arial" w:cs="Arial"/>
+          <w:b w:val="0"/>
+          <w:color w:val="000000"/>
+          <w:sz w:val="22"/>
         </w:rPr>
         <w:t>C. Get Malaysian Business Online</w:t>
       </w:r>
     </w:p>
     <w:p>
-      <w:r>
-        <w:rPr>
-          <w:b w:val="0"/>
+      <w:pPr>
+        <w:spacing w:line="276" w:lineRule="auto" w:after="120"/>
+        <w:jc w:val="left"/>
+      </w:pPr>
+      <w:r>
+        <w:rPr>
+          <w:rFonts w:ascii="Arial" w:hAnsi="Arial" w:cs="Arial"/>
+          <w:b w:val="0"/>
+          <w:color w:val="000000"/>
+          <w:sz w:val="22"/>
         </w:rPr>
         <w:t>D. Pakej Komunikasi Belia</w:t>
       </w:r>
     </w:p>
     <w:p>
-      <w:r>
-        <w:rPr>
-          <w:b w:val="0"/>
+      <w:pPr>
+        <w:spacing w:line="276" w:lineRule="auto" w:after="120"/>
+        <w:jc w:val="left"/>
+      </w:pPr>
+      <w:r>
+        <w:rPr>
+          <w:rFonts w:ascii="Arial" w:hAnsi="Arial" w:cs="Arial"/>
+          <w:b w:val="0"/>
+          <w:color w:val="000000"/>
+          <w:sz w:val="22"/>
         </w:rPr>
         <w:t>19. Program 1Malaysia Netbooks bertujuan mengedarkan netbook kepada kumpulan penerima manakah, mengikut teks rasmi?</w:t>
       </w:r>
     </w:p>
     <w:p>
-      <w:r>
-        <w:rPr>
-          <w:b w:val="0"/>
+      <w:pPr>
+        <w:spacing w:line="276" w:lineRule="auto" w:after="120"/>
+        <w:jc w:val="left"/>
+      </w:pPr>
+      <w:r>
+        <w:rPr>
+          <w:rFonts w:ascii="Arial" w:hAnsi="Arial" w:cs="Arial"/>
+          <w:b w:val="0"/>
+          <w:color w:val="000000"/>
+          <w:sz w:val="22"/>
         </w:rPr>
         <w:t>A. Kakitangan syarikat multimedia bertauliah</w:t>
       </w:r>
     </w:p>
     <w:p>
-      <w:r>
-        <w:rPr>
-          <w:b w:val="0"/>
+      <w:pPr>
+        <w:spacing w:line="276" w:lineRule="auto" w:after="120"/>
+        <w:jc w:val="left"/>
+      </w:pPr>
+      <w:r>
+        <w:rPr>
+          <w:rFonts w:ascii="Arial" w:hAnsi="Arial" w:cs="Arial"/>
+          <w:b w:val="0"/>
+          <w:color w:val="000000"/>
+          <w:sz w:val="22"/>
         </w:rPr>
         <w:t>B. Pelajar sekolah menengah dan universiti dari kumpulan berpendapatan rendah</w:t>
       </w:r>
     </w:p>
     <w:p>
-      <w:r>
-        <w:rPr>
-          <w:b w:val="0"/>
+      <w:pPr>
+        <w:spacing w:line="276" w:lineRule="auto" w:after="120"/>
+        <w:jc w:val="left"/>
+      </w:pPr>
+      <w:r>
+        <w:rPr>
+          <w:rFonts w:ascii="Arial" w:hAnsi="Arial" w:cs="Arial"/>
+          <w:b w:val="0"/>
+          <w:color w:val="000000"/>
+          <w:sz w:val="22"/>
         </w:rPr>
         <w:t>C. Usahawan perniagaan kecil dan sederhana</w:t>
       </w:r>
     </w:p>
     <w:p>
-      <w:r>
-        <w:rPr>
-          <w:b w:val="0"/>
+      <w:pPr>
+        <w:spacing w:line="276" w:lineRule="auto" w:after="120"/>
+        <w:jc w:val="left"/>
+      </w:pPr>
+      <w:r>
+        <w:rPr>
+          <w:rFonts w:ascii="Arial" w:hAnsi="Arial" w:cs="Arial"/>
+          <w:b w:val="0"/>
+          <w:color w:val="000000"/>
+          <w:sz w:val="22"/>
         </w:rPr>
         <w:t>D. Pegawai kerajaan di kawasan bandar</w:t>
       </w:r>
     </w:p>
     <w:p>
-      <w:r>
-        <w:rPr>
-          <w:b w:val="0"/>
+      <w:pPr>
+        <w:spacing w:line="276" w:lineRule="auto" w:after="120"/>
+        <w:jc w:val="left"/>
+      </w:pPr>
+      <w:r>
+        <w:rPr>
+          <w:rFonts w:ascii="Arial" w:hAnsi="Arial" w:cs="Arial"/>
+          <w:b w:val="0"/>
+          <w:color w:val="000000"/>
+          <w:sz w:val="22"/>
         </w:rPr>
         <w:t>20. Sebuah syarikat pengeluaran video kecil ingin memohon geran Get Malaysian Business Online. Mengikut teks rasmi, syarikat tersebut layak jika:</w:t>
       </w:r>
     </w:p>
     <w:p>
-      <w:r>
-        <w:rPr>
-          <w:b w:val="0"/>
+      <w:pPr>
+        <w:spacing w:line="276" w:lineRule="auto" w:after="120"/>
+        <w:jc w:val="left"/>
+      </w:pPr>
+      <w:r>
+        <w:rPr>
+          <w:rFonts w:ascii="Arial" w:hAnsi="Arial" w:cs="Arial"/>
+          <w:b w:val="0"/>
+          <w:color w:val="000000"/>
+          <w:sz w:val="22"/>
         </w:rPr>
         <w:t>A. Berpendapatan tidak melebihi RM200,000 setahun dengan kurang daripada 10 pekerja</w:t>
       </w:r>
     </w:p>
     <w:p>
-      <w:r>
-        <w:rPr>
-          <w:b w:val="0"/>
+      <w:pPr>
+        <w:spacing w:line="276" w:lineRule="auto" w:after="120"/>
+        <w:jc w:val="left"/>
+      </w:pPr>
+      <w:r>
+        <w:rPr>
+          <w:rFonts w:ascii="Arial" w:hAnsi="Arial" w:cs="Arial"/>
+          <w:b w:val="0"/>
+          <w:color w:val="000000"/>
+          <w:sz w:val="22"/>
         </w:rPr>
         <w:t>B. Berpendapatan tidak melebihi RM500,000 setahun dengan kurang daripada 50 pekerja</w:t>
       </w:r>
     </w:p>
     <w:p>
-      <w:r>
-        <w:rPr>
-          <w:b w:val="0"/>
+      <w:pPr>
+        <w:spacing w:line="276" w:lineRule="auto" w:after="120"/>
+        <w:jc w:val="left"/>
+      </w:pPr>
+      <w:r>
+        <w:rPr>
+          <w:rFonts w:ascii="Arial" w:hAnsi="Arial" w:cs="Arial"/>
+          <w:b w:val="0"/>
+          <w:color w:val="000000"/>
+          <w:sz w:val="22"/>
         </w:rPr>
         <w:t>C. Telah beroperasi lebih 5 tahun tanpa had pendapatan</w:t>
       </w:r>
     </w:p>
     <w:p>
-      <w:r>
-        <w:rPr>
-          <w:b w:val="0"/>
+      <w:pPr>
+        <w:spacing w:line="276" w:lineRule="auto" w:after="120"/>
+        <w:jc w:val="left"/>
+      </w:pPr>
+      <w:r>
+        <w:rPr>
+          <w:rFonts w:ascii="Arial" w:hAnsi="Arial" w:cs="Arial"/>
+          <w:b w:val="0"/>
+          <w:color w:val="000000"/>
+          <w:sz w:val="22"/>
         </w:rPr>
         <w:t>D. Memiliki sekurang-kurangnya 10 pekerja tetap</w:t>
       </w:r>
     </w:p>
     <w:p>
-      <w:r>
-        <w:rPr>
-          <w:b w:val="0"/>
+      <w:pPr>
+        <w:spacing w:line="276" w:lineRule="auto" w:after="120"/>
+        <w:jc w:val="left"/>
+      </w:pPr>
+      <w:r>
+        <w:rPr>
+          <w:rFonts w:ascii="Arial" w:hAnsi="Arial" w:cs="Arial"/>
+          <w:b w:val="0"/>
+          <w:color w:val="000000"/>
+          <w:sz w:val="22"/>
         </w:rPr>
         <w:t>##</w:t>
       </w:r>
@@ -2406,9 +3202,9 @@
           <w:between w:space="0" w:sz="0" w:val="nil"/>
         </w:pBdr>
         <w:shd w:fill="auto" w:val="clear"/>
-        <w:spacing w:after="0" w:before="0" w:line="240" w:lineRule="auto"/>
+        <w:spacing w:after="120" w:before="120" w:line="276" w:lineRule="auto"/>
         <w:ind w:left="0" w:right="3741.7205810546875" w:firstLine="0"/>
-        <w:jc w:val="right"/>
+        <w:jc w:val="left"/>
         <w:rPr>
           <w:rFonts w:ascii="Arial" w:cs="Arial" w:eastAsia="Arial" w:hAnsi="Arial"/>
           <w:b w:val="1"/>
@@ -2426,7 +3222,7 @@
       <w:r>
         <w:rPr>
           <w:rFonts w:ascii="Arial" w:cs="Arial" w:eastAsia="Arial" w:hAnsi="Arial"/>
-          <w:b w:val="1"/>
+          <w:b/>
           <w:i w:val="0"/>
           <w:smallCaps w:val="0"/>
           <w:strike w:val="0"/>
@@ -2443,7 +3239,7 @@
       <w:r>
         <w:rPr>
           <w:rFonts w:ascii="Arial" w:cs="Arial" w:eastAsia="Arial" w:hAnsi="Arial"/>
-          <w:b w:val="1"/>
+          <w:b/>
           <w:i w:val="0"/>
           <w:smallCaps w:val="0"/>
           <w:strike w:val="0"/>
@@ -2459,102 +3255,282 @@
       </w:r>
     </w:p>
     <w:p>
-      <w:r>
+      <w:pPr>
+        <w:spacing w:line="276" w:lineRule="auto" w:after="120"/>
+        <w:jc w:val="left"/>
+      </w:pPr>
+      <w:r>
+        <w:rPr>
+          <w:rFonts w:ascii="Arial" w:hAnsi="Arial" w:cs="Arial"/>
+          <w:color w:val="000000"/>
+          <w:sz w:val="22"/>
+        </w:rPr>
         <w:t>1 D   (KP2.1, Bab 1 (Definisi))</w:t>
       </w:r>
     </w:p>
     <w:p>
-      <w:r>
+      <w:pPr>
+        <w:spacing w:line="276" w:lineRule="auto" w:after="120"/>
+        <w:jc w:val="left"/>
+      </w:pPr>
+      <w:r>
+        <w:rPr>
+          <w:rFonts w:ascii="Arial" w:hAnsi="Arial" w:cs="Arial"/>
+          <w:color w:val="000000"/>
+          <w:sz w:val="22"/>
+        </w:rPr>
         <w:t>2 B   (KP2.1, Bab 1 (Definisi))</w:t>
       </w:r>
     </w:p>
     <w:p>
-      <w:r>
+      <w:pPr>
+        <w:spacing w:line="276" w:lineRule="auto" w:after="120"/>
+        <w:jc w:val="left"/>
+      </w:pPr>
+      <w:r>
+        <w:rPr>
+          <w:rFonts w:ascii="Arial" w:hAnsi="Arial" w:cs="Arial"/>
+          <w:color w:val="000000"/>
+          <w:sz w:val="22"/>
+        </w:rPr>
         <w:t>3 C   (KP2.1, Bab 2 (Komponen IS))</w:t>
       </w:r>
     </w:p>
     <w:p>
-      <w:r>
+      <w:pPr>
+        <w:spacing w:line="276" w:lineRule="auto" w:after="120"/>
+        <w:jc w:val="left"/>
+      </w:pPr>
+      <w:r>
+        <w:rPr>
+          <w:rFonts w:ascii="Arial" w:hAnsi="Arial" w:cs="Arial"/>
+          <w:color w:val="000000"/>
+          <w:sz w:val="22"/>
+        </w:rPr>
         <w:t>4 C   (KP2.1, Bab 2 (Komponen IS))</w:t>
       </w:r>
     </w:p>
     <w:p>
-      <w:r>
+      <w:pPr>
+        <w:spacing w:line="276" w:lineRule="auto" w:after="120"/>
+        <w:jc w:val="left"/>
+      </w:pPr>
+      <w:r>
+        <w:rPr>
+          <w:rFonts w:ascii="Arial" w:hAnsi="Arial" w:cs="Arial"/>
+          <w:color w:val="000000"/>
+          <w:sz w:val="22"/>
+        </w:rPr>
         <w:t>5 B   (KP2.1, Bab 3 (Kemasukan Data))</w:t>
       </w:r>
     </w:p>
     <w:p>
-      <w:r>
+      <w:pPr>
+        <w:spacing w:line="276" w:lineRule="auto" w:after="120"/>
+        <w:jc w:val="left"/>
+      </w:pPr>
+      <w:r>
+        <w:rPr>
+          <w:rFonts w:ascii="Arial" w:hAnsi="Arial" w:cs="Arial"/>
+          <w:color w:val="000000"/>
+          <w:sz w:val="22"/>
+        </w:rPr>
         <w:t>6 C   (KP2.1, Bab 3 (Kemasukan Data))</w:t>
       </w:r>
     </w:p>
     <w:p>
-      <w:r>
+      <w:pPr>
+        <w:spacing w:line="276" w:lineRule="auto" w:after="120"/>
+        <w:jc w:val="left"/>
+      </w:pPr>
+      <w:r>
+        <w:rPr>
+          <w:rFonts w:ascii="Arial" w:hAnsi="Arial" w:cs="Arial"/>
+          <w:color w:val="000000"/>
+          <w:sz w:val="22"/>
+        </w:rPr>
         <w:t>7 A   (KP2.1, Bab 4 (Pertimbangan Memilih Perisian))</w:t>
       </w:r>
     </w:p>
     <w:p>
-      <w:r>
+      <w:pPr>
+        <w:spacing w:line="276" w:lineRule="auto" w:after="120"/>
+        <w:jc w:val="left"/>
+      </w:pPr>
+      <w:r>
+        <w:rPr>
+          <w:rFonts w:ascii="Arial" w:hAnsi="Arial" w:cs="Arial"/>
+          <w:color w:val="000000"/>
+          <w:sz w:val="22"/>
+        </w:rPr>
         <w:t>8 D   (KP2.1, Bab 4 (Pertimbangan Memilih Perisian))</w:t>
       </w:r>
     </w:p>
     <w:p>
-      <w:r>
+      <w:pPr>
+        <w:spacing w:line="276" w:lineRule="auto" w:after="120"/>
+        <w:jc w:val="left"/>
+      </w:pPr>
+      <w:r>
+        <w:rPr>
+          <w:rFonts w:ascii="Arial" w:hAnsi="Arial" w:cs="Arial"/>
+          <w:color w:val="000000"/>
+          <w:sz w:val="22"/>
+        </w:rPr>
         <w:t>9 C   (KP2.1, Bab 4 (Pertimbangan Memilih Perisian — Keselamatan))</w:t>
       </w:r>
     </w:p>
     <w:p>
-      <w:r>
+      <w:pPr>
+        <w:spacing w:line="276" w:lineRule="auto" w:after="120"/>
+        <w:jc w:val="left"/>
+      </w:pPr>
+      <w:r>
+        <w:rPr>
+          <w:rFonts w:ascii="Arial" w:hAnsi="Arial" w:cs="Arial"/>
+          <w:color w:val="000000"/>
+          <w:sz w:val="22"/>
+        </w:rPr>
         <w:t>10 A   (KP2.1, Bab 5 (Kesedaran Kemas Kini Teknologi))</w:t>
       </w:r>
     </w:p>
     <w:p>
-      <w:r>
+      <w:pPr>
+        <w:spacing w:line="276" w:lineRule="auto" w:after="120"/>
+        <w:jc w:val="left"/>
+      </w:pPr>
+      <w:r>
+        <w:rPr>
+          <w:rFonts w:ascii="Arial" w:hAnsi="Arial" w:cs="Arial"/>
+          <w:color w:val="000000"/>
+          <w:sz w:val="22"/>
+        </w:rPr>
         <w:t>11 D   (KP2.1, Bab 5 (Kesedaran Kemas Kini Teknologi))</w:t>
       </w:r>
     </w:p>
     <w:p>
-      <w:r>
+      <w:pPr>
+        <w:spacing w:line="276" w:lineRule="auto" w:after="120"/>
+        <w:jc w:val="left"/>
+      </w:pPr>
+      <w:r>
+        <w:rPr>
+          <w:rFonts w:ascii="Arial" w:hAnsi="Arial" w:cs="Arial"/>
+          <w:color w:val="000000"/>
+          <w:sz w:val="22"/>
+        </w:rPr>
         <w:t>12 B   (KP2.2, Bab 1 (Sejarah CMA))</w:t>
       </w:r>
     </w:p>
     <w:p>
-      <w:r>
+      <w:pPr>
+        <w:spacing w:line="276" w:lineRule="auto" w:after="120"/>
+        <w:jc w:val="left"/>
+      </w:pPr>
+      <w:r>
+        <w:rPr>
+          <w:rFonts w:ascii="Arial" w:hAnsi="Arial" w:cs="Arial"/>
+          <w:color w:val="000000"/>
+          <w:sz w:val="22"/>
+        </w:rPr>
         <w:t>13 C   (KP2.2, Bab 1 (Sejarah CMA))</w:t>
       </w:r>
     </w:p>
     <w:p>
-      <w:r>
+      <w:pPr>
+        <w:spacing w:line="276" w:lineRule="auto" w:after="120"/>
+        <w:jc w:val="left"/>
+      </w:pPr>
+      <w:r>
+        <w:rPr>
+          <w:rFonts w:ascii="Arial" w:hAnsi="Arial" w:cs="Arial"/>
+          <w:color w:val="000000"/>
+          <w:sz w:val="22"/>
+        </w:rPr>
         <w:t>14 C   (KP2.2, Bab 1 (10 Objektif Dasar Kebangsaan))</w:t>
       </w:r>
     </w:p>
     <w:p>
-      <w:r>
+      <w:pPr>
+        <w:spacing w:line="276" w:lineRule="auto" w:after="120"/>
+        <w:jc w:val="left"/>
+      </w:pPr>
+      <w:r>
+        <w:rPr>
+          <w:rFonts w:ascii="Arial" w:hAnsi="Arial" w:cs="Arial"/>
+          <w:color w:val="000000"/>
+          <w:sz w:val="22"/>
+        </w:rPr>
         <w:t>15 C   (KP2.2, Bab 2 (5 Perundangan MCMC))</w:t>
       </w:r>
     </w:p>
     <w:p>
-      <w:r>
+      <w:pPr>
+        <w:spacing w:line="276" w:lineRule="auto" w:after="120"/>
+        <w:jc w:val="left"/>
+      </w:pPr>
+      <w:r>
+        <w:rPr>
+          <w:rFonts w:ascii="Arial" w:hAnsi="Arial" w:cs="Arial"/>
+          <w:color w:val="000000"/>
+          <w:sz w:val="22"/>
+        </w:rPr>
         <w:t>16 B   (KP2.2, Bab 2 (5 Perundangan MCMC))</w:t>
       </w:r>
     </w:p>
     <w:p>
-      <w:r>
+      <w:pPr>
+        <w:spacing w:line="276" w:lineRule="auto" w:after="120"/>
+        <w:jc w:val="left"/>
+      </w:pPr>
+      <w:r>
+        <w:rPr>
+          <w:rFonts w:ascii="Arial" w:hAnsi="Arial" w:cs="Arial"/>
+          <w:color w:val="000000"/>
+          <w:sz w:val="22"/>
+        </w:rPr>
         <w:t>17 D   (KP2.2, Bab 2 (Rangka Kerja Institusi))</w:t>
       </w:r>
     </w:p>
     <w:p>
-      <w:r>
+      <w:pPr>
+        <w:spacing w:line="276" w:lineRule="auto" w:after="120"/>
+        <w:jc w:val="left"/>
+      </w:pPr>
+      <w:r>
+        <w:rPr>
+          <w:rFonts w:ascii="Arial" w:hAnsi="Arial" w:cs="Arial"/>
+          <w:color w:val="000000"/>
+          <w:sz w:val="22"/>
+        </w:rPr>
         <w:t>18 B   (KP2.2, Bab 3 (Inisiatif Peraturan IT))</w:t>
       </w:r>
     </w:p>
     <w:p>
-      <w:r>
+      <w:pPr>
+        <w:spacing w:line="276" w:lineRule="auto" w:after="120"/>
+        <w:jc w:val="left"/>
+      </w:pPr>
+      <w:r>
+        <w:rPr>
+          <w:rFonts w:ascii="Arial" w:hAnsi="Arial" w:cs="Arial"/>
+          <w:color w:val="000000"/>
+          <w:sz w:val="22"/>
+        </w:rPr>
         <w:t>19 B   (KP2.2, Bab 3 (Inisiatif Peraturan IT))</w:t>
       </w:r>
     </w:p>
     <w:p>
-      <w:r>
+      <w:pPr>
+        <w:spacing w:line="276" w:lineRule="auto" w:after="120"/>
+        <w:jc w:val="left"/>
+      </w:pPr>
+      <w:r>
+        <w:rPr>
+          <w:rFonts w:ascii="Arial" w:hAnsi="Arial" w:cs="Arial"/>
+          <w:color w:val="000000"/>
+          <w:sz w:val="22"/>
+        </w:rPr>
         <w:t>20 A   (KP2.2, Bab 3 (Inisiatif Peraturan IT))</w:t>
       </w:r>
     </w:p>
